--- a/README.docx
+++ b/README.docx
@@ -20,18 +20,22 @@
     </w:p>
     <w:p>
       <w:pPr>
-        <w:pStyle w:val="Date"/>
-      </w:pPr>
-      <w:r>
-        <w:t xml:space="preserve">domingo, 7 de junio de 2026</w:t>
+        <w:pStyle w:val="FirstParagraph"/>
+      </w:pPr>
+      <w:r>
+        <w:t xml:space="preserve">Repositorio referente a la tesis titulada:</w:t>
       </w:r>
     </w:p>
     <w:p>
       <w:pPr>
-        <w:pStyle w:val="FirstParagraph"/>
-      </w:pPr>
-      <w:r>
-        <w:t xml:space="preserve">Repositorio referente a la tesis titulada:</w:t>
+        <w:pStyle w:val="BodyText"/>
+      </w:pPr>
+      <w:r>
+        <w:rPr>
+          <w:b/>
+          <w:bCs/>
+        </w:rPr>
+        <w:t xml:space="preserve">“La pérdida salarial de la sobrecalificación en jóvenes egresados de educación superior de México, 2025”</w:t>
       </w:r>
     </w:p>
     <w:p>
@@ -39,11 +43,7 @@
         <w:pStyle w:val="BodyText"/>
       </w:pPr>
       <w:r>
-        <w:rPr>
-          <w:b/>
-          <w:bCs/>
-        </w:rPr>
-        <w:t xml:space="preserve">“La pérdida salarial de la sobrecalificación en jóvenes egresados de educación superior de México, 2025”</w:t>
+        <w:t xml:space="preserve">Este proyecto se realizó, en primera instancia, de forma local y posteriormente, después de concluir la versión más reciente del mismo, se decidió integrarlo con Git/GitHub. Aquello con el propósito de propiciar la transparencia y la reproducibilidad de los resultados presentados en esta investigación. A continuación, se describen los principales elementos de este repositorio.</w:t>
       </w:r>
     </w:p>
     <w:p>
@@ -51,19 +51,11 @@
         <w:pStyle w:val="BodyText"/>
       </w:pPr>
       <w:r>
-        <w:t xml:space="preserve">Este proyecto se realizó, en primera instancia, de forma local y posteriormente, después de concluir la versión más reciente del mismo, se decidió integrarlo con Git/GitHub. Aquello con el propósito de propiciar la transparencia y la reproducibilidad de los resultados presentados en esta investigación. A continuación, se describen los principales elementos de este repositorio.</w:t>
+        <w:t xml:space="preserve">En primer lugar, la estructura general del repositorio es el siguiente:</w:t>
       </w:r>
     </w:p>
     <w:p>
       <w:pPr>
-        <w:pStyle w:val="BodyText"/>
-      </w:pPr>
-      <w:r>
-        <w:t xml:space="preserve">En primer lugar, la estructura general del repositorio es el siguiente:</w:t>
-      </w:r>
-    </w:p>
-    <w:p>
-      <w:pPr>
         <w:pStyle w:val="SourceCode"/>
       </w:pPr>
       <w:r>
@@ -124,34 +116,34 @@
         <w:rPr>
           <w:rStyle w:val="VerbatimChar"/>
         </w:rPr>
-        <w:t xml:space="preserve">├── README_v3-1.docx</w:t>
-      </w:r>
-      <w:r>
-        <w:br/>
-      </w:r>
-      <w:r>
-        <w:rPr>
-          <w:rStyle w:val="VerbatimChar"/>
-        </w:rPr>
-        <w:t xml:space="preserve">├── README_v3-1.md</w:t>
-      </w:r>
-      <w:r>
-        <w:br/>
-      </w:r>
-      <w:r>
-        <w:rPr>
-          <w:rStyle w:val="VerbatimChar"/>
-        </w:rPr>
-        <w:t xml:space="preserve">├── README_v3-1.qmd</w:t>
-      </w:r>
-      <w:r>
-        <w:br/>
-      </w:r>
-      <w:r>
-        <w:rPr>
-          <w:rStyle w:val="VerbatimChar"/>
-        </w:rPr>
-        <w:t xml:space="preserve">├── README_v3-1.rmarkdown</w:t>
+        <w:t xml:space="preserve">├── README.docx</w:t>
+      </w:r>
+      <w:r>
+        <w:br/>
+      </w:r>
+      <w:r>
+        <w:rPr>
+          <w:rStyle w:val="VerbatimChar"/>
+        </w:rPr>
+        <w:t xml:space="preserve">├── README.md</w:t>
+      </w:r>
+      <w:r>
+        <w:br/>
+      </w:r>
+      <w:r>
+        <w:rPr>
+          <w:rStyle w:val="VerbatimChar"/>
+        </w:rPr>
+        <w:t xml:space="preserve">├── README.qmd</w:t>
+      </w:r>
+      <w:r>
+        <w:br/>
+      </w:r>
+      <w:r>
+        <w:rPr>
+          <w:rStyle w:val="VerbatimChar"/>
+        </w:rPr>
+        <w:t xml:space="preserve">├── README.rmarkdown</w:t>
       </w:r>
       <w:r>
         <w:br/>
